--- a/job-search/resumes/14_JPMorgan_Chase_AWM_Product_Owner_Business_Analyst.docx
+++ b/job-search/resumes/14_JPMorgan_Chase_AWM_Product_Owner_Business_Analyst.docx
@@ -56,7 +56,7 @@
     </w:p>
     <w:p>
       <w:pPr>
-        <w:spacing w:after="60" w:before="160" w:line="240" w:lineRule="auto"/>
+        <w:spacing w:after="60" w:before="140" w:line="240" w:lineRule="auto"/>
         <w:pBdr>
           <w:bottom w:val="single" w:sz="6" w:space="2" w:color="BFBFBF"/>
         </w:pBdr>
@@ -84,12 +84,12 @@
           <w:i w:val="0"/>
           <w:sz w:val="20"/>
         </w:rPr>
-        <w:t>Business analyst with 6+ years acting as the bridge between business partners and technical teams, translating business need into requirements that survive design, build, test and release. Writes user stories and acceptance criteria, authors test cases, partners with QA through defect triage, and drives UAT and business acceptance to formal sign-off. Comfortable across SAP, SQL Server, Snowflake and Informatica, performing impact and scope analysis over integrated systems before build. Advanced SQL and Python, Power BI and Tableau, with a track record of dashboards that cut reporting time and KPI frameworks leadership actually uses. M.S. Information Systems; B.E. Industrial Engineering.</w:t>
+        <w:t>Business analyst with 6+ years acting as the bridge between business partners and technical teams, translating business need into requirements that hold through design, build, testing and release. Writes user stories and acceptance criteria, authors test cases, partners with QA through defect triage, and drives UAT and business acceptance to formal sign-off. Python and SQL pipelines released through CI/CD practices, plus Informatica ETL standards that keep data flows consistent and auditable. Advanced SQL and Python with Power BI and Tableau — dashboards that cut reporting time 30% and KPI frameworks presented monthly to senior leadership.</w:t>
       </w:r>
     </w:p>
     <w:p>
       <w:pPr>
-        <w:spacing w:after="60" w:before="160" w:line="240" w:lineRule="auto"/>
+        <w:spacing w:after="60" w:before="140" w:line="240" w:lineRule="auto"/>
         <w:pBdr>
           <w:bottom w:val="single" w:sz="6" w:space="2" w:color="BFBFBF"/>
         </w:pBdr>
@@ -117,12 +117,12 @@
           <w:i w:val="0"/>
           <w:sz w:val="19"/>
         </w:rPr>
-        <w:t>Requirements Elicitation &amp; Documentation  ·  User Stories &amp; Acceptance Criteria  ·  UAT &amp; Business Acceptance Testing  ·  Test Case Authoring &amp; QA Partnership  ·  Current/Future-State Process Analysis  ·  Requirements Traceability  ·  SQL &amp; Python Analysis  ·  Power BI &amp; Tableau Dashboards  ·  KPI Design &amp; Executive Reporting  ·  Ad-hoc &amp; Self-Service Reporting  ·  Systems &amp; Integration Impact Analysis  ·  ERP (SAP) Implementation Support</w:t>
+        <w:t>platform migration  ·  operational &amp; executive reporting  ·  business requirements gathering  ·  user stories  ·  acceptance criteria  ·  UAT / user acceptance testing  ·  stakeholder management  ·  SQL (advanced)  ·  Tableau  ·  process flows &amp; mapping (Visio)  ·  test planning  ·  Power BI &amp; Tableau dashboards</w:t>
       </w:r>
     </w:p>
     <w:p>
       <w:pPr>
-        <w:spacing w:after="60" w:before="160" w:line="240" w:lineRule="auto"/>
+        <w:spacing w:after="60" w:before="140" w:line="240" w:lineRule="auto"/>
         <w:pBdr>
           <w:bottom w:val="single" w:sz="6" w:space="2" w:color="BFBFBF"/>
         </w:pBdr>
@@ -156,7 +156,67 @@
           <w:rFonts w:ascii="Calibri" w:hAnsi="Calibri"/>
           <w:sz w:val="20"/>
         </w:rPr>
-        <w:t>Requirements elicitation, functional &amp; non-functional specs, user stories, acceptance criteria, process flows (Visio), current/future-state and gap analysis</w:t>
+        <w:t>business requirements gathering, user stories, acceptance criteria, process flows &amp; mapping (Visio)</w:t>
+      </w:r>
+    </w:p>
+    <w:p>
+      <w:pPr>
+        <w:spacing w:after="20" w:before="0" w:line="240" w:lineRule="auto"/>
+      </w:pPr>
+      <w:r>
+        <w:rPr>
+          <w:rFonts w:ascii="Calibri" w:hAnsi="Calibri"/>
+          <w:b/>
+          <w:sz w:val="20"/>
+        </w:rPr>
+        <w:t xml:space="preserve">Data Engineering: </w:t>
+      </w:r>
+      <w:r>
+        <w:rPr>
+          <w:rFonts w:ascii="Calibri" w:hAnsi="Calibri"/>
+          <w:sz w:val="20"/>
+        </w:rPr>
+        <w:t>platform migration, ETL pipeline development, Informatica, data modeling, system &amp; data integration</w:t>
+      </w:r>
+    </w:p>
+    <w:p>
+      <w:pPr>
+        <w:spacing w:after="20" w:before="0" w:line="240" w:lineRule="auto"/>
+      </w:pPr>
+      <w:r>
+        <w:rPr>
+          <w:rFonts w:ascii="Calibri" w:hAnsi="Calibri"/>
+          <w:b/>
+          <w:sz w:val="20"/>
+        </w:rPr>
+        <w:t xml:space="preserve">BI &amp; Visualization: </w:t>
+      </w:r>
+      <w:r>
+        <w:rPr>
+          <w:rFonts w:ascii="Calibri" w:hAnsi="Calibri"/>
+          <w:sz w:val="20"/>
+        </w:rPr>
+        <w:t>operational &amp; executive reporting, Tableau, Power BI (DAX, Power Query), SSRS, dashboards, KPI design &amp; monitoring</w:t>
+      </w:r>
+    </w:p>
+    <w:p>
+      <w:pPr>
+        <w:spacing w:after="20" w:before="0" w:line="240" w:lineRule="auto"/>
+      </w:pPr>
+      <w:r>
+        <w:rPr>
+          <w:rFonts w:ascii="Calibri" w:hAnsi="Calibri"/>
+          <w:b/>
+          <w:sz w:val="20"/>
+        </w:rPr>
+        <w:t xml:space="preserve">Testing &amp; Quality: </w:t>
+      </w:r>
+      <w:r>
+        <w:rPr>
+          <w:rFonts w:ascii="Calibri" w:hAnsi="Calibri"/>
+          <w:sz w:val="20"/>
+        </w:rPr>
+        <w:t>UAT / user acceptance testing, test planning</w:t>
       </w:r>
     </w:p>
     <w:p>
@@ -176,7 +236,7 @@
           <w:rFonts w:ascii="Calibri" w:hAnsi="Calibri"/>
           <w:sz w:val="20"/>
         </w:rPr>
-        <w:t>Agile/Scrum, SAFe, Waterfall, hybrid delivery, JIRA, Confluence, Smartsheet, Lean, root cause analysis</w:t>
+        <w:t>stakeholder management, Agile/Scrum, Waterfall, JIRA, Confluence</w:t>
       </w:r>
     </w:p>
     <w:p>
@@ -189,14 +249,14 @@
           <w:b/>
           <w:sz w:val="20"/>
         </w:rPr>
-        <w:t xml:space="preserve">Analytics &amp; Querying: </w:t>
+        <w:t xml:space="preserve">Languages &amp; Querying: </w:t>
       </w:r>
       <w:r>
         <w:rPr>
           <w:rFonts w:ascii="Calibri" w:hAnsi="Calibri"/>
           <w:sz w:val="20"/>
         </w:rPr>
-        <w:t>SQL (advanced), Python (Pandas, NumPy, Scikit-learn), Excel (advanced), SAS, VBA, PowerShell</w:t>
+        <w:t>SQL (advanced), Python (Pandas, NumPy, Scikit-learn), Excel (advanced), VBA</w:t>
       </w:r>
     </w:p>
     <w:p>
@@ -209,59 +269,19 @@
           <w:b/>
           <w:sz w:val="20"/>
         </w:rPr>
-        <w:t xml:space="preserve">Data Engineering: </w:t>
+        <w:t xml:space="preserve">Enterprise Platforms: </w:t>
       </w:r>
       <w:r>
         <w:rPr>
           <w:rFonts w:ascii="Calibri" w:hAnsi="Calibri"/>
           <w:sz w:val="20"/>
         </w:rPr>
-        <w:t>ETL pipeline development, Informatica, large-dataset cleaning &amp; processing, data modeling, database design, system integration</w:t>
+        <w:t>SAP (SD, MM, CRM, PP, WLM), SQL Server, Snowflake</w:t>
       </w:r>
     </w:p>
     <w:p>
       <w:pPr>
-        <w:spacing w:after="20" w:before="0" w:line="240" w:lineRule="auto"/>
-      </w:pPr>
-      <w:r>
-        <w:rPr>
-          <w:rFonts w:ascii="Calibri" w:hAnsi="Calibri"/>
-          <w:b/>
-          <w:sz w:val="20"/>
-        </w:rPr>
-        <w:t xml:space="preserve">Testing &amp; Quality: </w:t>
-      </w:r>
-      <w:r>
-        <w:rPr>
-          <w:rFonts w:ascii="Calibri" w:hAnsi="Calibri"/>
-          <w:sz w:val="20"/>
-        </w:rPr>
-        <w:t>Test scenarios &amp; test cases, test data preparation, QA partnership, defect triage, UAT and business acceptance</w:t>
-      </w:r>
-    </w:p>
-    <w:p>
-      <w:pPr>
-        <w:spacing w:after="20" w:before="0" w:line="240" w:lineRule="auto"/>
-      </w:pPr>
-      <w:r>
-        <w:rPr>
-          <w:rFonts w:ascii="Calibri" w:hAnsi="Calibri"/>
-          <w:b/>
-          <w:sz w:val="20"/>
-        </w:rPr>
-        <w:t xml:space="preserve">BI &amp; Visualization: </w:t>
-      </w:r>
-      <w:r>
-        <w:rPr>
-          <w:rFonts w:ascii="Calibri" w:hAnsi="Calibri"/>
-          <w:sz w:val="20"/>
-        </w:rPr>
-        <w:t>Power BI (DAX, Power Query), Tableau, SSRS, executive dashboards, KPI scorecards</w:t>
-      </w:r>
-    </w:p>
-    <w:p>
-      <w:pPr>
-        <w:spacing w:after="60" w:before="160" w:line="240" w:lineRule="auto"/>
+        <w:spacing w:after="60" w:before="140" w:line="240" w:lineRule="auto"/>
         <w:pBdr>
           <w:bottom w:val="single" w:sz="6" w:space="2" w:color="BFBFBF"/>
         </w:pBdr>
@@ -317,21 +337,7 @@
           <w:rFonts w:ascii="Calibri" w:hAnsi="Calibri"/>
           <w:sz w:val="20"/>
         </w:rPr>
-        <w:t>Execute SQL against backend databases for extraction, validation and reconciliation, confirming delivered data matches documented requirements before release.</w:t>
-      </w:r>
-    </w:p>
-    <w:p>
-      <w:pPr>
-        <w:pStyle w:val="ListBullet"/>
-        <w:spacing w:after="40" w:before="0" w:line="240" w:lineRule="auto"/>
-        <w:ind w:left="259" w:hanging="187"/>
-      </w:pPr>
-      <w:r>
-        <w:rPr>
-          <w:rFonts w:ascii="Calibri" w:hAnsi="Calibri"/>
-          <w:sz w:val="20"/>
-        </w:rPr>
-        <w:t>Built analytical models for the transportation function that exposed critical deficiencies in the bidding process, delivering recommendations worth $10M in annual cost savings.</w:t>
+        <w:t>Build and automate Python and SQL data pipelines and reporting applications released through CI/CD practices on cloud infrastructure.</w:t>
       </w:r>
     </w:p>
     <w:p>
@@ -373,7 +379,7 @@
           <w:rFonts w:ascii="Calibri" w:hAnsi="Calibri"/>
           <w:sz w:val="20"/>
         </w:rPr>
-        <w:t>Analyze current- and future-state business processes to identify gaps, dependencies and improvement opportunities ahead of build.</w:t>
+        <w:t>Execute SQL against backend databases for extraction, validation and reconciliation, confirming delivered data matches documented requirements before release.</w:t>
       </w:r>
     </w:p>
     <w:p>
@@ -387,7 +393,7 @@
           <w:rFonts w:ascii="Calibri" w:hAnsi="Calibri"/>
           <w:sz w:val="20"/>
         </w:rPr>
-        <w:t>Build and automate Python and SQL data pipelines and reporting applications released through CI/CD practices on cloud infrastructure.</w:t>
+        <w:t>Engineered and deployed interactive Power BI dashboards integrating disparate enterprise data sources, cutting reporting time 30% and generating $20,000 in annual savings.</w:t>
       </w:r>
     </w:p>
     <w:p>
@@ -401,7 +407,7 @@
           <w:rFonts w:ascii="Calibri" w:hAnsi="Calibri"/>
           <w:sz w:val="20"/>
         </w:rPr>
-        <w:t>Serve as an expert resource to report consumers and mentor junior analysts on analytical methods, documentation standards and stakeholder communication.</w:t>
+        <w:t>Built analytical models for the transportation function that exposed critical deficiencies in the bidding process, delivering recommendations worth $10M in annual cost savings.</w:t>
       </w:r>
     </w:p>
     <w:p>
@@ -415,7 +421,21 @@
           <w:rFonts w:ascii="Calibri" w:hAnsi="Calibri"/>
           <w:sz w:val="20"/>
         </w:rPr>
-        <w:t>Track analytics and delivery work in JIRA and document standards, templates and procedures in Confluence, maintaining backlog visibility, ownership and dependency tracking.</w:t>
+        <w:t>Developed SQL and Python analyses across large-scale sales datasets to surface demand-supply imbalances, improving forecast accuracy 25% and informing inventory and capacity decisions.</w:t>
+      </w:r>
+    </w:p>
+    <w:p>
+      <w:pPr>
+        <w:pStyle w:val="ListBullet"/>
+        <w:spacing w:after="40" w:before="0" w:line="240" w:lineRule="auto"/>
+        <w:ind w:left="259" w:hanging="187"/>
+      </w:pPr>
+      <w:r>
+        <w:rPr>
+          <w:rFonts w:ascii="Calibri" w:hAnsi="Calibri"/>
+          <w:sz w:val="20"/>
+        </w:rPr>
+        <w:t>Author test scenarios and detailed test cases aligned to documented requirements, partner with QA through execution and defect triage, and support business acceptance sign-off.</w:t>
       </w:r>
     </w:p>
     <w:p>
@@ -457,34 +477,6 @@
           <w:rFonts w:ascii="Calibri" w:hAnsi="Calibri"/>
           <w:sz w:val="20"/>
         </w:rPr>
-        <w:t>Led migration of manual data processes into SAP, applying master data management and validation controls to achieve 100% data integrity and cut data entry errors 40%.</w:t>
-      </w:r>
-    </w:p>
-    <w:p>
-      <w:pPr>
-        <w:pStyle w:val="ListBullet"/>
-        <w:spacing w:after="40" w:before="0" w:line="240" w:lineRule="auto"/>
-        <w:ind w:left="259" w:hanging="187"/>
-      </w:pPr>
-      <w:r>
-        <w:rPr>
-          <w:rFonts w:ascii="Calibri" w:hAnsi="Calibri"/>
-          <w:sz w:val="20"/>
-        </w:rPr>
-        <w:t>Performed impact and scope analysis across supported applications and integrations, identifying systems impacts, dependencies and requirement gaps before build.</w:t>
-      </w:r>
-    </w:p>
-    <w:p>
-      <w:pPr>
-        <w:pStyle w:val="ListBullet"/>
-        <w:spacing w:after="40" w:before="0" w:line="240" w:lineRule="auto"/>
-        <w:ind w:left="259" w:hanging="187"/>
-      </w:pPr>
-      <w:r>
-        <w:rPr>
-          <w:rFonts w:ascii="Calibri" w:hAnsi="Calibri"/>
-          <w:sz w:val="20"/>
-        </w:rPr>
         <w:t>Integrated SSRS with SQL Server and Excel to automate reporting pipelines, eliminating manual reporting effort and improving data accessibility for business and IT teams.</w:t>
       </w:r>
     </w:p>
@@ -499,7 +491,7 @@
           <w:rFonts w:ascii="Calibri" w:hAnsi="Calibri"/>
           <w:sz w:val="20"/>
         </w:rPr>
-        <w:t>Managed analytics delivery under Agile/Scrum and Waterfall in JIRA, tracking work items, owners, status, dependencies and risks while aligning stakeholders on roadmaps.</w:t>
+        <w:t>Conducted cost-benefit and root cause analysis in SQL, Power BI and Tableau across pharmaceutical operations, identifying inefficiencies that drove a $50M reduction in logistics costs.</w:t>
       </w:r>
     </w:p>
     <w:p>
@@ -513,7 +505,7 @@
           <w:rFonts w:ascii="Calibri" w:hAnsi="Calibri"/>
           <w:sz w:val="20"/>
         </w:rPr>
-        <w:t>Conducted cost-benefit and root cause analysis in SQL, Power BI and Tableau across pharmaceutical operations, identifying inefficiencies that drove a $50M reduction in logistics costs.</w:t>
+        <w:t>Led migration of manual data processes into SAP, applying master data management and validation controls to achieve 100% data integrity and cut data entry errors 40%.</w:t>
       </w:r>
     </w:p>
     <w:p>
@@ -546,7 +538,35 @@
     </w:p>
     <w:p>
       <w:pPr>
-        <w:spacing w:after="60" w:before="160" w:line="240" w:lineRule="auto"/>
+        <w:pStyle w:val="ListBullet"/>
+        <w:spacing w:after="40" w:before="0" w:line="240" w:lineRule="auto"/>
+        <w:ind w:left="259" w:hanging="187"/>
+      </w:pPr>
+      <w:r>
+        <w:rPr>
+          <w:rFonts w:ascii="Calibri" w:hAnsi="Calibri"/>
+          <w:sz w:val="20"/>
+        </w:rPr>
+        <w:t>Established a standardized Informatica ETL operating procedure for product data ingestion into SAP, creating consistent, auditable and lineage-traceable data flows across business functions.</w:t>
+      </w:r>
+    </w:p>
+    <w:p>
+      <w:pPr>
+        <w:pStyle w:val="ListBullet"/>
+        <w:spacing w:after="40" w:before="0" w:line="240" w:lineRule="auto"/>
+        <w:ind w:left="259" w:hanging="187"/>
+      </w:pPr>
+      <w:r>
+        <w:rPr>
+          <w:rFonts w:ascii="Calibri" w:hAnsi="Calibri"/>
+          <w:sz w:val="20"/>
+        </w:rPr>
+        <w:t>Improved demand forecast accuracy 20% through recurring performance reviews with planners and business subject-matter experts, using statistical models and historical trend analysis.</w:t>
+      </w:r>
+    </w:p>
+    <w:p>
+      <w:pPr>
+        <w:spacing w:after="60" w:before="140" w:line="240" w:lineRule="auto"/>
         <w:pBdr>
           <w:bottom w:val="single" w:sz="6" w:space="2" w:color="BFBFBF"/>
         </w:pBdr>
@@ -621,7 +641,7 @@
     </w:p>
     <w:sectPr>
       <w:pgSz w:w="12240" w:h="15840"/>
-      <w:pgMar w:top="720" w:right="936" w:bottom="720" w:left="936" w:header="720" w:footer="720" w:gutter="0"/>
+      <w:pgMar w:top="720" w:right="864" w:bottom="720" w:left="864" w:header="720" w:footer="720" w:gutter="0"/>
       <w:cols w:space="720"/>
       <w:docGrid w:linePitch="360"/>
     </w:sectPr>
